--- a/pr-preview/pr-485/bayesian-examples-handout.docx
+++ b/pr-preview/pr-485/bayesian-examples-handout.docx
@@ -15,7 +15,7 @@
         <w:pStyle w:val="Date"/>
       </w:pPr>
       <w:r>
-        <w:t xml:space="preserve">Last modified: 2026-10-26 11:17:58 (PDT)</w:t>
+        <w:t xml:space="preserve">Last modified: 2026-10-26 23:15:41 (PDT)</w:t>
       </w:r>
     </w:p>
     <w:p>
@@ -69,6 +69,12 @@
       </w:r>
       <w:r>
         <w:t xml:space="preserve">.</w:t>
+      </w:r>
+      <w:r>
+        <w:t xml:space="preserve"> </w:t>
+      </w:r>
+      <w:r>
+        <w:t xml:space="preserve">After the first example, the page compares JAGS with Stan on the same model.</w:t>
       </w:r>
       <w:r>
         <w:t xml:space="preserve"> </w:t>
@@ -1601,13 +1607,2102 @@
     </w:p>
     <w:bookmarkEnd w:id="13"/>
     <w:bookmarkEnd w:id="14"/>
-    <w:bookmarkStart w:id="19" w:name="sec-bayes-examples-logistic"/>
+    <w:bookmarkStart w:id="29" w:name="sec-bayes-examples-stan-jags"/>
     <w:p>
       <w:pPr>
         <w:pStyle w:val="Heading2"/>
       </w:pPr>
       <w:r>
-        <w:t xml:space="preserve">2 Binary outcomes: logistic regression</w:t>
+        <w:t xml:space="preserve">2 Comparing Stan and JAGS</w:t>
+      </w:r>
+    </w:p>
+    <w:p>
+      <w:pPr>
+        <w:pStyle w:val="FirstParagraph"/>
+      </w:pPr>
+      <w:r>
+        <w:t xml:space="preserve">JAGS is not the only program that turns a model description into an MCMC sampler.</w:t>
+      </w:r>
+      <w:r>
+        <w:t xml:space="preserve"> </w:t>
+      </w:r>
+      <w:r>
+        <w:t xml:space="preserve">Stan</w:t>
+      </w:r>
+      <w:r>
+        <w:t xml:space="preserve"> </w:t>
+      </w:r>
+      <w:r>
+        <w:t xml:space="preserve">[2]</w:t>
+      </w:r>
+      <w:r>
+        <w:t xml:space="preserve"> </w:t>
+      </w:r>
+      <w:r>
+        <w:t xml:space="preserve">is a widely used alternative.</w:t>
+      </w:r>
+      <w:r>
+        <w:t xml:space="preserve"> </w:t>
+      </w:r>
+      <w:r>
+        <w:t xml:space="preserve">Both take a model written in their own language,</w:t>
+      </w:r>
+      <w:r>
+        <w:t xml:space="preserve"> </w:t>
+      </w:r>
+      <w:r>
+        <w:t xml:space="preserve">accept data from R,</w:t>
+      </w:r>
+      <w:r>
+        <w:t xml:space="preserve"> </w:t>
+      </w:r>
+      <w:r>
+        <w:t xml:space="preserve">and return draws from the</w:t>
+      </w:r>
+      <w:r>
+        <w:t xml:space="preserve"> </w:t>
+      </w:r>
+      <w:hyperlink r:id="rId15">
+        <w:r>
+          <w:rPr>
+            <w:rStyle w:val="Hyperlink"/>
+          </w:rPr>
+          <w:t xml:space="preserve">posterior</w:t>
+        </w:r>
+      </w:hyperlink>
+      <w:r>
+        <w:t xml:space="preserve">.</w:t>
+      </w:r>
+      <w:r>
+        <w:t xml:space="preserve"> </w:t>
+      </w:r>
+      <w:r>
+        <w:t xml:space="preserve">They differ in how they draw and in what a model may contain.</w:t>
+      </w:r>
+    </w:p>
+    <w:p>
+      <w:pPr>
+        <w:pStyle w:val="BodyText"/>
+      </w:pPr>
+      <w:r>
+        <w:t xml:space="preserve">JAGS updates one node of the model at a time,</w:t>
+      </w:r>
+      <w:r>
+        <w:t xml:space="preserve"> </w:t>
+      </w:r>
+      <w:r>
+        <w:t xml:space="preserve">in the manner of a</w:t>
+      </w:r>
+      <w:r>
+        <w:t xml:space="preserve"> </w:t>
+      </w:r>
+      <w:hyperlink r:id="rId16">
+        <w:r>
+          <w:rPr>
+            <w:rStyle w:val="Hyperlink"/>
+          </w:rPr>
+          <w:t xml:space="preserve">Gibbs sampler</w:t>
+        </w:r>
+      </w:hyperlink>
+      <w:r>
+        <w:t xml:space="preserve"> </w:t>
+      </w:r>
+      <w:r>
+        <w:t xml:space="preserve">[3], [4]</w:t>
+      </w:r>
+      <w:r>
+        <w:t xml:space="preserve">.</w:t>
+      </w:r>
+      <w:r>
+        <w:t xml:space="preserve"> </w:t>
+      </w:r>
+      <w:r>
+        <w:t xml:space="preserve">For each</w:t>
+      </w:r>
+      <w:r>
+        <w:t xml:space="preserve"> </w:t>
+      </w:r>
+      <w:hyperlink r:id="rId17">
+        <w:r>
+          <w:rPr>
+            <w:rStyle w:val="Hyperlink"/>
+          </w:rPr>
+          <w:t xml:space="preserve">full conditional</w:t>
+        </w:r>
+      </w:hyperlink>
+      <w:r>
+        <w:t xml:space="preserve">,</w:t>
+      </w:r>
+      <w:r>
+        <w:t xml:space="preserve"> </w:t>
+      </w:r>
+      <w:r>
+        <w:t xml:space="preserve">it uses a</w:t>
+      </w:r>
+      <w:r>
+        <w:t xml:space="preserve"> </w:t>
+      </w:r>
+      <w:hyperlink r:id="rId18">
+        <w:r>
+          <w:rPr>
+            <w:rStyle w:val="Hyperlink"/>
+          </w:rPr>
+          <w:t xml:space="preserve">conjugate</w:t>
+        </w:r>
+      </w:hyperlink>
+      <w:r>
+        <w:t xml:space="preserve"> </w:t>
+      </w:r>
+      <w:r>
+        <w:t xml:space="preserve">sampler where it recognizes one,</w:t>
+      </w:r>
+      <w:r>
+        <w:t xml:space="preserve"> </w:t>
+      </w:r>
+      <w:r>
+        <w:t xml:space="preserve">and slice or Metropolis steps otherwise.</w:t>
+      </w:r>
+      <w:r>
+        <w:t xml:space="preserve"> </w:t>
+      </w:r>
+      <w:r>
+        <w:t xml:space="preserve">Stan uses Hamiltonian Monte Carlo,</w:t>
+      </w:r>
+      <w:r>
+        <w:t xml:space="preserve"> </w:t>
+      </w:r>
+      <w:r>
+        <w:t xml:space="preserve">which proposes moves along the gradient of the logarithm of the</w:t>
+      </w:r>
+      <w:r>
+        <w:t xml:space="preserve"> </w:t>
+      </w:r>
+      <w:hyperlink r:id="rId15">
+        <w:r>
+          <w:rPr>
+            <w:rStyle w:val="Hyperlink"/>
+          </w:rPr>
+          <w:t xml:space="preserve">posterior</w:t>
+        </w:r>
+      </w:hyperlink>
+      <w:r>
+        <w:t xml:space="preserve">,</w:t>
+      </w:r>
+      <w:r>
+        <w:t xml:space="preserve"> </w:t>
+      </w:r>
+      <w:r>
+        <w:t xml:space="preserve">in the adaptive form called the No-U-Turn sampler (NUTS)</w:t>
+      </w:r>
+      <w:r>
+        <w:t xml:space="preserve"> </w:t>
+      </w:r>
+      <w:r>
+        <w:t xml:space="preserve">[5]</w:t>
+      </w:r>
+      <w:r>
+        <w:t xml:space="preserve">.</w:t>
+      </w:r>
+      <w:r>
+        <w:t xml:space="preserve"> </w:t>
+      </w:r>
+      <w:r>
+        <w:t xml:space="preserve">Using the gradient is why Stan cannot draw a</w:t>
+      </w:r>
+      <w:r>
+        <w:t xml:space="preserve"> </w:t>
+      </w:r>
+      <w:hyperlink r:id="rId19">
+        <w:r>
+          <w:rPr>
+            <w:rStyle w:val="Hyperlink"/>
+          </w:rPr>
+          <w:t xml:space="preserve">discrete</w:t>
+        </w:r>
+      </w:hyperlink>
+      <w:r>
+        <w:t xml:space="preserve"> </w:t>
+      </w:r>
+      <w:r>
+        <w:t xml:space="preserve">parameter:</w:t>
+      </w:r>
+      <w:r>
+        <w:t xml:space="preserve"> </w:t>
+      </w:r>
+      <w:r>
+        <w:t xml:space="preserve">a discrete parameter has no gradient.</w:t>
+      </w:r>
+      <w:r>
+        <w:t xml:space="preserve"> </w:t>
+      </w:r>
+      <w:r>
+        <w:t xml:space="preserve">A Stan model sums a discrete quantity out of the joint</w:t>
+      </w:r>
+      <w:r>
+        <w:t xml:space="preserve"> </w:t>
+      </w:r>
+      <w:hyperlink r:id="rId20">
+        <w:r>
+          <w:rPr>
+            <w:rStyle w:val="Hyperlink"/>
+          </w:rPr>
+          <w:t xml:space="preserve">density</w:t>
+        </w:r>
+      </w:hyperlink>
+      <w:r>
+        <w:t xml:space="preserve"> </w:t>
+      </w:r>
+      <w:r>
+        <w:t xml:space="preserve">of the data and the parameters instead</w:t>
+      </w:r>
+      <w:r>
+        <w:t xml:space="preserve"> </w:t>
+      </w:r>
+      <w:r>
+        <w:t xml:space="preserve">[6], chapter</w:t>
+      </w:r>
+      <w:r>
+        <w:t xml:space="preserve"> </w:t>
+      </w:r>
+      <w:r>
+        <w:t xml:space="preserve">“Latent Discrete Parameters”</w:t>
+      </w:r>
+      <w:r>
+        <w:t xml:space="preserve">.</w:t>
+      </w:r>
+      <w:r>
+        <w:t xml:space="preserve"> </w:t>
+      </w:r>
+      <w:hyperlink w:anchor="tbl-stan-vs-jags">
+        <w:r>
+          <w:rPr>
+            <w:rStyle w:val="Hyperlink"/>
+          </w:rPr>
+          <w:t xml:space="preserve">Table 1</w:t>
+        </w:r>
+      </w:hyperlink>
+      <w:r>
+        <w:t xml:space="preserve"> </w:t>
+      </w:r>
+      <w:r>
+        <w:t xml:space="preserve">lists the practical differences,</w:t>
+      </w:r>
+      <w:r>
+        <w:t xml:space="preserve"> </w:t>
+      </w:r>
+      <w:r>
+        <w:t xml:space="preserve">taken from the JAGS manual</w:t>
+      </w:r>
+      <w:r>
+        <w:t xml:space="preserve"> </w:t>
+      </w:r>
+      <w:r>
+        <w:t xml:space="preserve">[4]</w:t>
+      </w:r>
+      <w:r>
+        <w:t xml:space="preserve"> </w:t>
+      </w:r>
+      <w:r>
+        <w:t xml:space="preserve">and the Stan User’s Guide</w:t>
+      </w:r>
+      <w:r>
+        <w:t xml:space="preserve"> </w:t>
+      </w:r>
+      <w:r>
+        <w:t xml:space="preserve">[6]</w:t>
+      </w:r>
+      <w:r>
+        <w:t xml:space="preserve">:</w:t>
+      </w:r>
+    </w:p>
+    <w:tbl>
+      <w:tblPr>
+        <w:tblStyle w:val="Table"/>
+        <w:tblW w:type="pct" w:w="5000"/>
+        <w:tblLayout w:type="fixed"/>
+        <w:tblLook w:firstRow="0" w:lastRow="0" w:firstColumn="0" w:lastColumn="0" w:noHBand="0" w:noVBand="0" w:val="0000"/>
+      </w:tblPr>
+      <w:tblGrid>
+        <w:gridCol w:w="7920"/>
+      </w:tblGrid>
+      <w:tr>
+        <w:tc>
+          <w:tcPr/>
+          <w:bookmarkStart w:id="23" w:name="tbl-stan-vs-jags"/>
+          <w:p>
+            <w:pPr>
+              <w:jc w:val="center"/>
+            </w:pPr>
+            <w:pPr>
+              <w:jc w:val="left"/>
+              <w:spacing w:before="200"/>
+              <w:pStyle w:val="ImageCaption"/>
+            </w:pPr>
+            <w:r>
+              <w:t xml:space="preserve">Table 1: JAGS and Stan compared</w:t>
+            </w:r>
+          </w:p>
+          <w:tbl>
+            <w:tblPr>
+              <w:tblStyle w:val="Table"/>
+              <w:tblW w:type="pct" w:w="5000"/>
+              <w:tblLayout w:type="fixed"/>
+              <w:tblLook w:firstRow="1" w:lastRow="0" w:firstColumn="0" w:lastColumn="0" w:noHBand="0" w:noVBand="0" w:val="0020"/>
+            </w:tblPr>
+            <w:tblGrid>
+              <w:gridCol w:w="571"/>
+              <w:gridCol w:w="3974"/>
+              <w:gridCol w:w="3373"/>
+            </w:tblGrid>
+            <w:tr>
+              <w:trPr>
+                <w:tblHeader w:val="on"/>
+              </w:trPr>
+              <w:tc>
+                <w:tcPr/>
+                <w:p>
+                  <w:pPr>
+                    <w:pStyle w:val="Compact"/>
+                    <w:jc w:val="left"/>
+                    <w:jc w:val="center"/>
+                  </w:pPr>
+                  <w:r>
+                    <w:t xml:space="preserve">Feature</w:t>
+                  </w:r>
+                </w:p>
+              </w:tc>
+              <w:tc>
+                <w:tcPr/>
+                <w:p>
+                  <w:pPr>
+                    <w:pStyle w:val="Compact"/>
+                    <w:jc w:val="left"/>
+                    <w:jc w:val="center"/>
+                  </w:pPr>
+                  <w:r>
+                    <w:t xml:space="preserve">JAGS</w:t>
+                  </w:r>
+                </w:p>
+              </w:tc>
+              <w:tc>
+                <w:tcPr/>
+                <w:p>
+                  <w:pPr>
+                    <w:pStyle w:val="Compact"/>
+                    <w:jc w:val="left"/>
+                    <w:jc w:val="center"/>
+                  </w:pPr>
+                  <w:r>
+                    <w:t xml:space="preserve">Stan</w:t>
+                  </w:r>
+                </w:p>
+              </w:tc>
+            </w:tr>
+            <w:tr>
+              <w:tc>
+                <w:tcPr/>
+                <w:p>
+                  <w:pPr>
+                    <w:pStyle w:val="Compact"/>
+                    <w:jc w:val="left"/>
+                    <w:jc w:val="center"/>
+                  </w:pPr>
+                  <w:r>
+                    <w:t xml:space="preserve">Sampling algorithm</w:t>
+                  </w:r>
+                </w:p>
+              </w:tc>
+              <w:tc>
+                <w:tcPr/>
+                <w:p>
+                  <w:pPr>
+                    <w:pStyle w:val="Compact"/>
+                    <w:jc w:val="left"/>
+                    <w:jc w:val="center"/>
+                  </w:pPr>
+                  <w:r>
+                    <w:t xml:space="preserve">Updates one node at a time, as in Gibbs sampling, with conjugate samplers where it recognizes them and slice or Metropolis steps otherwise</w:t>
+                  </w:r>
+                </w:p>
+              </w:tc>
+              <w:tc>
+                <w:tcPr/>
+                <w:p>
+                  <w:pPr>
+                    <w:pStyle w:val="Compact"/>
+                    <w:jc w:val="left"/>
+                    <w:jc w:val="center"/>
+                  </w:pPr>
+                  <w:r>
+                    <w:t xml:space="preserve">Hamiltonian Monte Carlo, in its No-U-Turn form (NUTS)</w:t>
+                  </w:r>
+                </w:p>
+              </w:tc>
+            </w:tr>
+            <w:tr>
+              <w:tc>
+                <w:tcPr/>
+                <w:p>
+                  <w:pPr>
+                    <w:pStyle w:val="Compact"/>
+                    <w:jc w:val="left"/>
+                    <w:jc w:val="center"/>
+                  </w:pPr>
+                  <w:r>
+                    <w:t xml:space="preserve">Model language</w:t>
+                  </w:r>
+                </w:p>
+              </w:tc>
+              <w:tc>
+                <w:tcPr/>
+                <w:p>
+                  <w:pPr>
+                    <w:pStyle w:val="Compact"/>
+                    <w:jc w:val="left"/>
+                    <w:jc w:val="center"/>
+                  </w:pPr>
+                  <w:r>
+                    <w:t xml:space="preserve">A BUGS-style description of a graphical model; the order of the statements does not matter</w:t>
+                  </w:r>
+                </w:p>
+              </w:tc>
+              <w:tc>
+                <w:tcPr/>
+                <w:p>
+                  <w:pPr>
+                    <w:pStyle w:val="Compact"/>
+                    <w:jc w:val="left"/>
+                    <w:jc w:val="center"/>
+                  </w:pPr>
+                  <w:r>
+                    <w:t xml:space="preserve">A typed program in blocks (</w:t>
+                  </w:r>
+                  <w:r>
+                    <w:rPr>
+                      <w:rStyle w:val="VerbatimChar"/>
+                    </w:rPr>
+                    <w:t xml:space="preserve">data</w:t>
+                  </w:r>
+                  <w:r>
+                    <w:t xml:space="preserve">,</w:t>
+                  </w:r>
+                  <w:r>
+                    <w:t xml:space="preserve"> </w:t>
+                  </w:r>
+                  <w:r>
+                    <w:rPr>
+                      <w:rStyle w:val="VerbatimChar"/>
+                    </w:rPr>
+                    <w:t xml:space="preserve">parameters</w:t>
+                  </w:r>
+                  <w:r>
+                    <w:t xml:space="preserve">,</w:t>
+                  </w:r>
+                  <w:r>
+                    <w:t xml:space="preserve"> </w:t>
+                  </w:r>
+                  <w:r>
+                    <w:rPr>
+                      <w:rStyle w:val="VerbatimChar"/>
+                    </w:rPr>
+                    <w:t xml:space="preserve">model</w:t>
+                  </w:r>
+                  <w:r>
+                    <w:t xml:space="preserve">); the statements run in order and accumulate the log density</w:t>
+                  </w:r>
+                </w:p>
+              </w:tc>
+            </w:tr>
+            <w:tr>
+              <w:tc>
+                <w:tcPr/>
+                <w:p>
+                  <w:pPr>
+                    <w:pStyle w:val="Compact"/>
+                    <w:jc w:val="left"/>
+                    <w:jc w:val="center"/>
+                  </w:pPr>
+                  <w:r>
+                    <w:t xml:space="preserve">Normal distribution</w:t>
+                  </w:r>
+                </w:p>
+              </w:tc>
+              <w:tc>
+                <w:tcPr/>
+                <w:p>
+                  <w:pPr>
+                    <w:pStyle w:val="Compact"/>
+                    <w:jc w:val="left"/>
+                    <w:jc w:val="center"/>
+                  </w:pPr>
+                  <w:r>
+                    <w:rPr>
+                      <w:rStyle w:val="VerbatimChar"/>
+                    </w:rPr>
+                    <w:t xml:space="preserve">dnorm(mean, precision)</w:t>
+                  </w:r>
+                </w:p>
+              </w:tc>
+              <w:tc>
+                <w:tcPr/>
+                <w:p>
+                  <w:pPr>
+                    <w:pStyle w:val="Compact"/>
+                    <w:jc w:val="left"/>
+                    <w:jc w:val="center"/>
+                  </w:pPr>
+                  <w:r>
+                    <w:rPr>
+                      <w:rStyle w:val="VerbatimChar"/>
+                    </w:rPr>
+                    <w:t xml:space="preserve">normal(mean, sd)</w:t>
+                  </w:r>
+                </w:p>
+              </w:tc>
+            </w:tr>
+            <w:tr>
+              <w:tc>
+                <w:tcPr/>
+                <w:p>
+                  <w:pPr>
+                    <w:pStyle w:val="Compact"/>
+                    <w:jc w:val="left"/>
+                    <w:jc w:val="center"/>
+                  </w:pPr>
+                  <w:r>
+                    <w:t xml:space="preserve">Discrete parameters</w:t>
+                  </w:r>
+                </w:p>
+              </w:tc>
+              <w:tc>
+                <w:tcPr/>
+                <w:p>
+                  <w:pPr>
+                    <w:pStyle w:val="Compact"/>
+                    <w:jc w:val="left"/>
+                    <w:jc w:val="center"/>
+                  </w:pPr>
+                  <w:r>
+                    <w:t xml:space="preserve">Allowed; JAGS samples them</w:t>
+                  </w:r>
+                </w:p>
+              </w:tc>
+              <w:tc>
+                <w:tcPr/>
+                <w:p>
+                  <w:pPr>
+                    <w:pStyle w:val="Compact"/>
+                    <w:jc w:val="left"/>
+                    <w:jc w:val="center"/>
+                  </w:pPr>
+                  <w:r>
+                    <w:t xml:space="preserve">Not allowed; they are summed out of the joint density</w:t>
+                  </w:r>
+                </w:p>
+              </w:tc>
+            </w:tr>
+            <w:tr>
+              <w:tc>
+                <w:tcPr/>
+                <w:p>
+                  <w:pPr>
+                    <w:pStyle w:val="Compact"/>
+                    <w:jc w:val="left"/>
+                    <w:jc w:val="center"/>
+                  </w:pPr>
+                  <w:r>
+                    <w:t xml:space="preserve">Execution</w:t>
+                  </w:r>
+                </w:p>
+              </w:tc>
+              <w:tc>
+                <w:tcPr/>
+                <w:p>
+                  <w:pPr>
+                    <w:pStyle w:val="Compact"/>
+                    <w:jc w:val="left"/>
+                    <w:jc w:val="center"/>
+                  </w:pPr>
+                  <w:r>
+                    <w:t xml:space="preserve">Interpreted by the JAGS library</w:t>
+                  </w:r>
+                </w:p>
+              </w:tc>
+              <w:tc>
+                <w:tcPr/>
+                <w:p>
+                  <w:pPr>
+                    <w:pStyle w:val="Compact"/>
+                    <w:jc w:val="left"/>
+                    <w:jc w:val="center"/>
+                  </w:pPr>
+                  <w:r>
+                    <w:t xml:space="preserve">Translated to C++ and compiled before sampling</w:t>
+                  </w:r>
+                </w:p>
+              </w:tc>
+            </w:tr>
+            <w:tr>
+              <w:tc>
+                <w:tcPr/>
+                <w:p>
+                  <w:pPr>
+                    <w:pStyle w:val="Compact"/>
+                    <w:jc w:val="left"/>
+                    <w:jc w:val="center"/>
+                  </w:pPr>
+                  <w:r>
+                    <w:t xml:space="preserve">Convergence checks</w:t>
+                  </w:r>
+                </w:p>
+              </w:tc>
+              <w:tc>
+                <w:tcPr/>
+                <w:p>
+                  <w:pPr>
+                    <w:pStyle w:val="Compact"/>
+                    <w:jc w:val="left"/>
+                    <w:jc w:val="center"/>
+                  </w:pPr>
+                  <w:r>
+                    <w:rPr>
+                      <w:rStyle w:val="VerbatimChar"/>
+                    </w:rPr>
+                    <w:t xml:space="preserve">Rhat</w:t>
+                  </w:r>
+                  <w:r>
+                    <w:t xml:space="preserve"> </w:t>
+                  </w:r>
+                  <w:r>
+                    <w:t xml:space="preserve">and effective sample size, computed from the draws with the</w:t>
+                  </w:r>
+                  <w:r>
+                    <w:t xml:space="preserve"> </w:t>
+                  </w:r>
+                  <w:r>
+                    <w:rPr>
+                      <w:rStyle w:val="VerbatimChar"/>
+                    </w:rPr>
+                    <w:t xml:space="preserve">coda</w:t>
+                  </w:r>
+                  <w:r>
+                    <w:t xml:space="preserve"> </w:t>
+                  </w:r>
+                  <w:r>
+                    <w:t xml:space="preserve">package</w:t>
+                  </w:r>
+                </w:p>
+              </w:tc>
+              <w:tc>
+                <w:tcPr/>
+                <w:p>
+                  <w:pPr>
+                    <w:pStyle w:val="Compact"/>
+                    <w:jc w:val="left"/>
+                    <w:jc w:val="center"/>
+                  </w:pPr>
+                  <w:r>
+                    <w:rPr>
+                      <w:rStyle w:val="VerbatimChar"/>
+                    </w:rPr>
+                    <w:t xml:space="preserve">Rhat</w:t>
+                  </w:r>
+                  <w:r>
+                    <w:t xml:space="preserve"> </w:t>
+                  </w:r>
+                  <w:r>
+                    <w:t xml:space="preserve">and effective sample size, plus sampler checks such as divergent transitions and tree depth</w:t>
+                  </w:r>
+                </w:p>
+              </w:tc>
+            </w:tr>
+            <w:tr>
+              <w:tc>
+                <w:tcPr/>
+                <w:p>
+                  <w:pPr>
+                    <w:pStyle w:val="Compact"/>
+                    <w:jc w:val="left"/>
+                    <w:jc w:val="center"/>
+                  </w:pPr>
+                  <w:r>
+                    <w:t xml:space="preserve">R interfaces</w:t>
+                  </w:r>
+                </w:p>
+              </w:tc>
+              <w:tc>
+                <w:tcPr/>
+                <w:p>
+                  <w:pPr>
+                    <w:pStyle w:val="Compact"/>
+                    <w:jc w:val="left"/>
+                    <w:jc w:val="center"/>
+                  </w:pPr>
+                  <w:r>
+                    <w:rPr>
+                      <w:rStyle w:val="VerbatimChar"/>
+                    </w:rPr>
+                    <w:t xml:space="preserve">rjags</w:t>
+                  </w:r>
+                  <w:r>
+                    <w:t xml:space="preserve">,</w:t>
+                  </w:r>
+                  <w:r>
+                    <w:t xml:space="preserve"> </w:t>
+                  </w:r>
+                  <w:r>
+                    <w:rPr>
+                      <w:rStyle w:val="VerbatimChar"/>
+                    </w:rPr>
+                    <w:t xml:space="preserve">runjags</w:t>
+                  </w:r>
+                </w:p>
+              </w:tc>
+              <w:tc>
+                <w:tcPr/>
+                <w:p>
+                  <w:pPr>
+                    <w:pStyle w:val="Compact"/>
+                    <w:jc w:val="left"/>
+                    <w:jc w:val="center"/>
+                  </w:pPr>
+                  <w:r>
+                    <w:rPr>
+                      <w:rStyle w:val="VerbatimChar"/>
+                    </w:rPr>
+                    <w:t xml:space="preserve">rstan</w:t>
+                  </w:r>
+                  <w:r>
+                    <w:t xml:space="preserve">,</w:t>
+                  </w:r>
+                  <w:r>
+                    <w:t xml:space="preserve"> </w:t>
+                  </w:r>
+                  <w:r>
+                    <w:rPr>
+                      <w:rStyle w:val="VerbatimChar"/>
+                    </w:rPr>
+                    <w:t xml:space="preserve">cmdstanr</w:t>
+                  </w:r>
+                </w:p>
+              </w:tc>
+            </w:tr>
+            <w:tr>
+              <w:tc>
+                <w:tcPr/>
+                <w:p>
+                  <w:pPr>
+                    <w:pStyle w:val="Compact"/>
+                    <w:jc w:val="left"/>
+                    <w:jc w:val="center"/>
+                  </w:pPr>
+                  <w:r>
+                    <w:t xml:space="preserve">Official site</w:t>
+                  </w:r>
+                </w:p>
+              </w:tc>
+              <w:tc>
+                <w:tcPr/>
+                <w:p>
+                  <w:pPr>
+                    <w:pStyle w:val="Compact"/>
+                    <w:jc w:val="left"/>
+                    <w:jc w:val="center"/>
+                  </w:pPr>
+                  <w:hyperlink r:id="rId21">
+                    <w:r>
+                      <w:rPr>
+                        <w:rStyle w:val="Hyperlink"/>
+                      </w:rPr>
+                      <w:t xml:space="preserve">mcmc-jags.sourceforge.io</w:t>
+                    </w:r>
+                  </w:hyperlink>
+                </w:p>
+              </w:tc>
+              <w:tc>
+                <w:tcPr/>
+                <w:p>
+                  <w:pPr>
+                    <w:pStyle w:val="Compact"/>
+                    <w:jc w:val="left"/>
+                    <w:jc w:val="center"/>
+                  </w:pPr>
+                  <w:hyperlink r:id="rId22">
+                    <w:r>
+                      <w:rPr>
+                        <w:rStyle w:val="Hyperlink"/>
+                      </w:rPr>
+                      <w:t xml:space="preserve">mc-stan.org</w:t>
+                    </w:r>
+                  </w:hyperlink>
+                </w:p>
+              </w:tc>
+            </w:tr>
+          </w:tbl>
+          <w:bookmarkEnd w:id="23"/>
+          <w:p/>
+        </w:tc>
+      </w:tr>
+    </w:tbl>
+    <w:p>
+      <w:pPr>
+        <w:pStyle w:val="BodyText"/>
+      </w:pPr>
+      <w:r>
+        <w:t xml:space="preserve">The next example fits the model of</w:t>
+      </w:r>
+      <w:r>
+        <w:t xml:space="preserve"> </w:t>
+      </w:r>
+      <w:hyperlink w:anchor="exm-bayes-proportion">
+        <w:r>
+          <w:rPr>
+            <w:rStyle w:val="Hyperlink"/>
+          </w:rPr>
+          <w:t xml:space="preserve">the first example</w:t>
+        </w:r>
+      </w:hyperlink>
+      <w:r>
+        <w:t xml:space="preserve"> </w:t>
+      </w:r>
+      <w:r>
+        <w:t xml:space="preserve">in Stan,</w:t>
+      </w:r>
+      <w:r>
+        <w:t xml:space="preserve"> </w:t>
+      </w:r>
+      <w:r>
+        <w:t xml:space="preserve">so the two programs can be compared on one problem.</w:t>
+      </w:r>
+    </w:p>
+    <w:bookmarkStart w:id="27" w:name="exm-bayes-proportion-stan"/>
+    <w:p>
+      <w:pPr>
+        <w:pStyle w:val="BodyText"/>
+      </w:pPr>
+      <w:r>
+        <w:rPr>
+          <w:b/>
+          <w:bCs/>
+        </w:rPr>
+        <w:t xml:space="preserve">Example 2 (The Bernoulli model fitted with Stan)</w:t>
+      </w:r>
+      <w:r>
+        <w:t xml:space="preserve"> </w:t>
+      </w:r>
+      <w:r>
+        <w:t xml:space="preserve">The data and the</w:t>
+      </w:r>
+      <w:r>
+        <w:t xml:space="preserve"> </w:t>
+      </w:r>
+      <w:hyperlink r:id="rId24">
+        <w:r>
+          <w:rPr>
+            <w:rStyle w:val="Hyperlink"/>
+          </w:rPr>
+          <w:t xml:space="preserve">uniform prior</w:t>
+        </w:r>
+      </w:hyperlink>
+      <w:r>
+        <w:t xml:space="preserve"> </w:t>
+      </w:r>
+      <w:r>
+        <w:t xml:space="preserve">are those of</w:t>
+      </w:r>
+      <w:r>
+        <w:t xml:space="preserve"> </w:t>
+      </w:r>
+      <w:hyperlink w:anchor="exm-bayes-proportion">
+        <w:r>
+          <w:rPr>
+            <w:rStyle w:val="Hyperlink"/>
+          </w:rPr>
+          <w:t xml:space="preserve">the JAGS example</w:t>
+        </w:r>
+      </w:hyperlink>
+      <w:r>
+        <w:t xml:space="preserve">.</w:t>
+      </w:r>
+      <w:r>
+        <w:t xml:space="preserve"> </w:t>
+      </w:r>
+      <w:r>
+        <w:t xml:space="preserve">The Stan program declares the data and the parameter with their types and ranges,</w:t>
+      </w:r>
+      <w:r>
+        <w:t xml:space="preserve"> </w:t>
+      </w:r>
+      <w:r>
+        <w:t xml:space="preserve">and the</w:t>
+      </w:r>
+      <w:r>
+        <w:t xml:space="preserve"> </w:t>
+      </w:r>
+      <w:r>
+        <w:rPr>
+          <w:rStyle w:val="VerbatimChar"/>
+        </w:rPr>
+        <w:t xml:space="preserve">model</w:t>
+      </w:r>
+      <w:r>
+        <w:t xml:space="preserve"> </w:t>
+      </w:r>
+      <w:r>
+        <w:t xml:space="preserve">block states the</w:t>
+      </w:r>
+      <w:r>
+        <w:t xml:space="preserve"> </w:t>
+      </w:r>
+      <w:hyperlink r:id="rId25">
+        <w:r>
+          <w:rPr>
+            <w:rStyle w:val="Hyperlink"/>
+          </w:rPr>
+          <w:t xml:space="preserve">prior</w:t>
+        </w:r>
+      </w:hyperlink>
+      <w:r>
+        <w:t xml:space="preserve"> </w:t>
+      </w:r>
+      <w:r>
+        <w:t xml:space="preserve">and the</w:t>
+      </w:r>
+      <w:r>
+        <w:t xml:space="preserve"> </w:t>
+      </w:r>
+      <w:hyperlink r:id="rId26">
+        <w:r>
+          <w:rPr>
+            <w:rStyle w:val="Hyperlink"/>
+          </w:rPr>
+          <w:t xml:space="preserve">likelihood</w:t>
+        </w:r>
+      </w:hyperlink>
+      <w:r>
+        <w:t xml:space="preserve">:</w:t>
+      </w:r>
+    </w:p>
+    <w:p>
+      <w:pPr>
+        <w:pStyle w:val="SourceCode"/>
+      </w:pPr>
+      <w:r>
+        <w:rPr>
+          <w:rStyle w:val="NormalTok"/>
+        </w:rPr>
+        <w:t xml:space="preserve">bernoulli_stan </w:t>
+      </w:r>
+      <w:r>
+        <w:rPr>
+          <w:rStyle w:val="OtherTok"/>
+        </w:rPr>
+        <w:t xml:space="preserve">&lt;-</w:t>
+      </w:r>
+      <w:r>
+        <w:rPr>
+          <w:rStyle w:val="NormalTok"/>
+        </w:rPr>
+        <w:t xml:space="preserve"> </w:t>
+      </w:r>
+      <w:r>
+        <w:rPr>
+          <w:rStyle w:val="StringTok"/>
+        </w:rPr>
+        <w:t xml:space="preserve">"</w:t>
+      </w:r>
+      <w:r>
+        <w:br/>
+      </w:r>
+      <w:r>
+        <w:rPr>
+          <w:rStyle w:val="StringTok"/>
+        </w:rPr>
+        <w:t xml:space="preserve">data {</w:t>
+      </w:r>
+      <w:r>
+        <w:br/>
+      </w:r>
+      <w:r>
+        <w:rPr>
+          <w:rStyle w:val="StringTok"/>
+        </w:rPr>
+        <w:t xml:space="preserve">  int&lt;lower=0&gt; N;</w:t>
+      </w:r>
+      <w:r>
+        <w:br/>
+      </w:r>
+      <w:r>
+        <w:rPr>
+          <w:rStyle w:val="StringTok"/>
+        </w:rPr>
+        <w:t xml:space="preserve">  array[N] int&lt;lower=0, upper=1&gt; y;</w:t>
+      </w:r>
+      <w:r>
+        <w:br/>
+      </w:r>
+      <w:r>
+        <w:rPr>
+          <w:rStyle w:val="StringTok"/>
+        </w:rPr>
+        <w:t xml:space="preserve">}</w:t>
+      </w:r>
+      <w:r>
+        <w:br/>
+      </w:r>
+      <w:r>
+        <w:rPr>
+          <w:rStyle w:val="StringTok"/>
+        </w:rPr>
+        <w:t xml:space="preserve">parameters {</w:t>
+      </w:r>
+      <w:r>
+        <w:br/>
+      </w:r>
+      <w:r>
+        <w:rPr>
+          <w:rStyle w:val="StringTok"/>
+        </w:rPr>
+        <w:t xml:space="preserve">  real&lt;lower=0, upper=1&gt; p;</w:t>
+      </w:r>
+      <w:r>
+        <w:br/>
+      </w:r>
+      <w:r>
+        <w:rPr>
+          <w:rStyle w:val="StringTok"/>
+        </w:rPr>
+        <w:t xml:space="preserve">}</w:t>
+      </w:r>
+      <w:r>
+        <w:br/>
+      </w:r>
+      <w:r>
+        <w:rPr>
+          <w:rStyle w:val="StringTok"/>
+        </w:rPr>
+        <w:t xml:space="preserve">model {</w:t>
+      </w:r>
+      <w:r>
+        <w:br/>
+      </w:r>
+      <w:r>
+        <w:rPr>
+          <w:rStyle w:val="StringTok"/>
+        </w:rPr>
+        <w:t xml:space="preserve">  p ~ beta(1, 1);</w:t>
+      </w:r>
+      <w:r>
+        <w:br/>
+      </w:r>
+      <w:r>
+        <w:rPr>
+          <w:rStyle w:val="StringTok"/>
+        </w:rPr>
+        <w:t xml:space="preserve">  y ~ bernoulli(p);</w:t>
+      </w:r>
+      <w:r>
+        <w:br/>
+      </w:r>
+      <w:r>
+        <w:rPr>
+          <w:rStyle w:val="StringTok"/>
+        </w:rPr>
+        <w:t xml:space="preserve">}</w:t>
+      </w:r>
+      <w:r>
+        <w:br/>
+      </w:r>
+      <w:r>
+        <w:rPr>
+          <w:rStyle w:val="StringTok"/>
+        </w:rPr>
+        <w:t xml:space="preserve">"</w:t>
+      </w:r>
+      <w:r>
+        <w:br/>
+      </w:r>
+      <w:r>
+        <w:rPr>
+          <w:rStyle w:val="NormalTok"/>
+        </w:rPr>
+        <w:t xml:space="preserve">stan_fit </w:t>
+      </w:r>
+      <w:r>
+        <w:rPr>
+          <w:rStyle w:val="OtherTok"/>
+        </w:rPr>
+        <w:t xml:space="preserve">&lt;-</w:t>
+      </w:r>
+      <w:r>
+        <w:rPr>
+          <w:rStyle w:val="NormalTok"/>
+        </w:rPr>
+        <w:t xml:space="preserve"> rstan</w:t>
+      </w:r>
+      <w:r>
+        <w:rPr>
+          <w:rStyle w:val="SpecialCharTok"/>
+        </w:rPr>
+        <w:t xml:space="preserve">::</w:t>
+      </w:r>
+      <w:r>
+        <w:rPr>
+          <w:rStyle w:val="FunctionTok"/>
+        </w:rPr>
+        <w:t xml:space="preserve">stan</w:t>
+      </w:r>
+      <w:r>
+        <w:rPr>
+          <w:rStyle w:val="NormalTok"/>
+        </w:rPr>
+        <w:t xml:space="preserve">(</w:t>
+      </w:r>
+      <w:r>
+        <w:br/>
+      </w:r>
+      <w:r>
+        <w:rPr>
+          <w:rStyle w:val="NormalTok"/>
+        </w:rPr>
+        <w:t xml:space="preserve">  </w:t>
+      </w:r>
+      <w:r>
+        <w:rPr>
+          <w:rStyle w:val="AttributeTok"/>
+        </w:rPr>
+        <w:t xml:space="preserve">model_code =</w:t>
+      </w:r>
+      <w:r>
+        <w:rPr>
+          <w:rStyle w:val="NormalTok"/>
+        </w:rPr>
+        <w:t xml:space="preserve"> bernoulli_stan,</w:t>
+      </w:r>
+      <w:r>
+        <w:br/>
+      </w:r>
+      <w:r>
+        <w:rPr>
+          <w:rStyle w:val="NormalTok"/>
+        </w:rPr>
+        <w:t xml:space="preserve">  </w:t>
+      </w:r>
+      <w:r>
+        <w:rPr>
+          <w:rStyle w:val="AttributeTok"/>
+        </w:rPr>
+        <w:t xml:space="preserve">data =</w:t>
+      </w:r>
+      <w:r>
+        <w:rPr>
+          <w:rStyle w:val="NormalTok"/>
+        </w:rPr>
+        <w:t xml:space="preserve"> </w:t>
+      </w:r>
+      <w:r>
+        <w:rPr>
+          <w:rStyle w:val="FunctionTok"/>
+        </w:rPr>
+        <w:t xml:space="preserve">list</w:t>
+      </w:r>
+      <w:r>
+        <w:rPr>
+          <w:rStyle w:val="NormalTok"/>
+        </w:rPr>
+        <w:t xml:space="preserve">(</w:t>
+      </w:r>
+      <w:r>
+        <w:rPr>
+          <w:rStyle w:val="AttributeTok"/>
+        </w:rPr>
+        <w:t xml:space="preserve">N =</w:t>
+      </w:r>
+      <w:r>
+        <w:rPr>
+          <w:rStyle w:val="NormalTok"/>
+        </w:rPr>
+        <w:t xml:space="preserve"> </w:t>
+      </w:r>
+      <w:r>
+        <w:rPr>
+          <w:rStyle w:val="FunctionTok"/>
+        </w:rPr>
+        <w:t xml:space="preserve">length</w:t>
+      </w:r>
+      <w:r>
+        <w:rPr>
+          <w:rStyle w:val="NormalTok"/>
+        </w:rPr>
+        <w:t xml:space="preserve">(y), </w:t>
+      </w:r>
+      <w:r>
+        <w:rPr>
+          <w:rStyle w:val="AttributeTok"/>
+        </w:rPr>
+        <w:t xml:space="preserve">y =</w:t>
+      </w:r>
+      <w:r>
+        <w:rPr>
+          <w:rStyle w:val="NormalTok"/>
+        </w:rPr>
+        <w:t xml:space="preserve"> y),</w:t>
+      </w:r>
+      <w:r>
+        <w:br/>
+      </w:r>
+      <w:r>
+        <w:rPr>
+          <w:rStyle w:val="NormalTok"/>
+        </w:rPr>
+        <w:t xml:space="preserve">  </w:t>
+      </w:r>
+      <w:r>
+        <w:rPr>
+          <w:rStyle w:val="AttributeTok"/>
+        </w:rPr>
+        <w:t xml:space="preserve">chains =</w:t>
+      </w:r>
+      <w:r>
+        <w:rPr>
+          <w:rStyle w:val="NormalTok"/>
+        </w:rPr>
+        <w:t xml:space="preserve"> </w:t>
+      </w:r>
+      <w:r>
+        <w:rPr>
+          <w:rStyle w:val="DecValTok"/>
+        </w:rPr>
+        <w:t xml:space="preserve">2</w:t>
+      </w:r>
+      <w:r>
+        <w:rPr>
+          <w:rStyle w:val="NormalTok"/>
+        </w:rPr>
+        <w:t xml:space="preserve">,</w:t>
+      </w:r>
+      <w:r>
+        <w:br/>
+      </w:r>
+      <w:r>
+        <w:rPr>
+          <w:rStyle w:val="NormalTok"/>
+        </w:rPr>
+        <w:t xml:space="preserve">  </w:t>
+      </w:r>
+      <w:r>
+        <w:rPr>
+          <w:rStyle w:val="AttributeTok"/>
+        </w:rPr>
+        <w:t xml:space="preserve">warmup =</w:t>
+      </w:r>
+      <w:r>
+        <w:rPr>
+          <w:rStyle w:val="NormalTok"/>
+        </w:rPr>
+        <w:t xml:space="preserve"> </w:t>
+      </w:r>
+      <w:r>
+        <w:rPr>
+          <w:rStyle w:val="DecValTok"/>
+        </w:rPr>
+        <w:t xml:space="preserve">1000</w:t>
+      </w:r>
+      <w:r>
+        <w:rPr>
+          <w:rStyle w:val="NormalTok"/>
+        </w:rPr>
+        <w:t xml:space="preserve">,</w:t>
+      </w:r>
+      <w:r>
+        <w:br/>
+      </w:r>
+      <w:r>
+        <w:rPr>
+          <w:rStyle w:val="NormalTok"/>
+        </w:rPr>
+        <w:t xml:space="preserve">  </w:t>
+      </w:r>
+      <w:r>
+        <w:rPr>
+          <w:rStyle w:val="AttributeTok"/>
+        </w:rPr>
+        <w:t xml:space="preserve">iter =</w:t>
+      </w:r>
+      <w:r>
+        <w:rPr>
+          <w:rStyle w:val="NormalTok"/>
+        </w:rPr>
+        <w:t xml:space="preserve"> </w:t>
+      </w:r>
+      <w:r>
+        <w:rPr>
+          <w:rStyle w:val="DecValTok"/>
+        </w:rPr>
+        <w:t xml:space="preserve">5000</w:t>
+      </w:r>
+      <w:r>
+        <w:rPr>
+          <w:rStyle w:val="NormalTok"/>
+        </w:rPr>
+        <w:t xml:space="preserve">,</w:t>
+      </w:r>
+      <w:r>
+        <w:br/>
+      </w:r>
+      <w:r>
+        <w:rPr>
+          <w:rStyle w:val="NormalTok"/>
+        </w:rPr>
+        <w:t xml:space="preserve">  </w:t>
+      </w:r>
+      <w:r>
+        <w:rPr>
+          <w:rStyle w:val="AttributeTok"/>
+        </w:rPr>
+        <w:t xml:space="preserve">seed =</w:t>
+      </w:r>
+      <w:r>
+        <w:rPr>
+          <w:rStyle w:val="NormalTok"/>
+        </w:rPr>
+        <w:t xml:space="preserve"> </w:t>
+      </w:r>
+      <w:r>
+        <w:rPr>
+          <w:rStyle w:val="DecValTok"/>
+        </w:rPr>
+        <w:t xml:space="preserve">1</w:t>
+      </w:r>
+      <w:r>
+        <w:rPr>
+          <w:rStyle w:val="NormalTok"/>
+        </w:rPr>
+        <w:t xml:space="preserve">,</w:t>
+      </w:r>
+      <w:r>
+        <w:br/>
+      </w:r>
+      <w:r>
+        <w:rPr>
+          <w:rStyle w:val="NormalTok"/>
+        </w:rPr>
+        <w:t xml:space="preserve">  </w:t>
+      </w:r>
+      <w:r>
+        <w:rPr>
+          <w:rStyle w:val="AttributeTok"/>
+        </w:rPr>
+        <w:t xml:space="preserve">refresh =</w:t>
+      </w:r>
+      <w:r>
+        <w:rPr>
+          <w:rStyle w:val="NormalTok"/>
+        </w:rPr>
+        <w:t xml:space="preserve"> </w:t>
+      </w:r>
+      <w:r>
+        <w:rPr>
+          <w:rStyle w:val="DecValTok"/>
+        </w:rPr>
+        <w:t xml:space="preserve">0</w:t>
+      </w:r>
+      <w:r>
+        <w:br/>
+      </w:r>
+      <w:r>
+        <w:rPr>
+          <w:rStyle w:val="NormalTok"/>
+        </w:rPr>
+        <w:t xml:space="preserve">)</w:t>
+      </w:r>
+      <w:r>
+        <w:br/>
+      </w:r>
+      <w:r>
+        <w:rPr>
+          <w:rStyle w:val="NormalTok"/>
+        </w:rPr>
+        <w:t xml:space="preserve">stan_draws </w:t>
+      </w:r>
+      <w:r>
+        <w:rPr>
+          <w:rStyle w:val="OtherTok"/>
+        </w:rPr>
+        <w:t xml:space="preserve">&lt;-</w:t>
+      </w:r>
+      <w:r>
+        <w:rPr>
+          <w:rStyle w:val="NormalTok"/>
+        </w:rPr>
+        <w:t xml:space="preserve"> </w:t>
+      </w:r>
+      <w:r>
+        <w:rPr>
+          <w:rStyle w:val="FunctionTok"/>
+        </w:rPr>
+        <w:t xml:space="preserve">as.matrix</w:t>
+      </w:r>
+      <w:r>
+        <w:rPr>
+          <w:rStyle w:val="NormalTok"/>
+        </w:rPr>
+        <w:t xml:space="preserve">(stan_fit, </w:t>
+      </w:r>
+      <w:r>
+        <w:rPr>
+          <w:rStyle w:val="AttributeTok"/>
+        </w:rPr>
+        <w:t xml:space="preserve">pars =</w:t>
+      </w:r>
+      <w:r>
+        <w:rPr>
+          <w:rStyle w:val="NormalTok"/>
+        </w:rPr>
+        <w:t xml:space="preserve"> </w:t>
+      </w:r>
+      <w:r>
+        <w:rPr>
+          <w:rStyle w:val="StringTok"/>
+        </w:rPr>
+        <w:t xml:space="preserve">"p"</w:t>
+      </w:r>
+      <w:r>
+        <w:rPr>
+          <w:rStyle w:val="NormalTok"/>
+        </w:rPr>
+        <w:t xml:space="preserve">)[, </w:t>
+      </w:r>
+      <w:r>
+        <w:rPr>
+          <w:rStyle w:val="StringTok"/>
+        </w:rPr>
+        <w:t xml:space="preserve">"p"</w:t>
+      </w:r>
+      <w:r>
+        <w:rPr>
+          <w:rStyle w:val="NormalTok"/>
+        </w:rPr>
+        <w:t xml:space="preserve">]</w:t>
+      </w:r>
+      <w:r>
+        <w:br/>
+      </w:r>
+      <w:r>
+        <w:rPr>
+          <w:rStyle w:val="NormalTok"/>
+        </w:rPr>
+        <w:t xml:space="preserve">stan_summary </w:t>
+      </w:r>
+      <w:r>
+        <w:rPr>
+          <w:rStyle w:val="OtherTok"/>
+        </w:rPr>
+        <w:t xml:space="preserve">&lt;-</w:t>
+      </w:r>
+      <w:r>
+        <w:rPr>
+          <w:rStyle w:val="NormalTok"/>
+        </w:rPr>
+        <w:t xml:space="preserve"> rstan</w:t>
+      </w:r>
+      <w:r>
+        <w:rPr>
+          <w:rStyle w:val="SpecialCharTok"/>
+        </w:rPr>
+        <w:t xml:space="preserve">::</w:t>
+      </w:r>
+      <w:r>
+        <w:rPr>
+          <w:rStyle w:val="FunctionTok"/>
+        </w:rPr>
+        <w:t xml:space="preserve">summary</w:t>
+      </w:r>
+      <w:r>
+        <w:rPr>
+          <w:rStyle w:val="NormalTok"/>
+        </w:rPr>
+        <w:t xml:space="preserve">(stan_fit, </w:t>
+      </w:r>
+      <w:r>
+        <w:rPr>
+          <w:rStyle w:val="AttributeTok"/>
+        </w:rPr>
+        <w:t xml:space="preserve">pars =</w:t>
+      </w:r>
+      <w:r>
+        <w:rPr>
+          <w:rStyle w:val="NormalTok"/>
+        </w:rPr>
+        <w:t xml:space="preserve"> </w:t>
+      </w:r>
+      <w:r>
+        <w:rPr>
+          <w:rStyle w:val="StringTok"/>
+        </w:rPr>
+        <w:t xml:space="preserve">"p"</w:t>
+      </w:r>
+      <w:r>
+        <w:rPr>
+          <w:rStyle w:val="NormalTok"/>
+        </w:rPr>
+        <w:t xml:space="preserve">)</w:t>
+      </w:r>
+      <w:r>
+        <w:rPr>
+          <w:rStyle w:val="SpecialCharTok"/>
+        </w:rPr>
+        <w:t xml:space="preserve">$</w:t>
+      </w:r>
+      <w:r>
+        <w:rPr>
+          <w:rStyle w:val="NormalTok"/>
+        </w:rPr>
+        <w:t xml:space="preserve">summary</w:t>
+      </w:r>
+      <w:r>
+        <w:br/>
+      </w:r>
+      <w:r>
+        <w:rPr>
+          <w:rStyle w:val="FunctionTok"/>
+        </w:rPr>
+        <w:t xml:space="preserve">round</w:t>
+      </w:r>
+      <w:r>
+        <w:rPr>
+          <w:rStyle w:val="NormalTok"/>
+        </w:rPr>
+        <w:t xml:space="preserve">(stan_summary[, </w:t>
+      </w:r>
+      <w:r>
+        <w:rPr>
+          <w:rStyle w:val="FunctionTok"/>
+        </w:rPr>
+        <w:t xml:space="preserve">c</w:t>
+      </w:r>
+      <w:r>
+        <w:rPr>
+          <w:rStyle w:val="NormalTok"/>
+        </w:rPr>
+        <w:t xml:space="preserve">(</w:t>
+      </w:r>
+      <w:r>
+        <w:rPr>
+          <w:rStyle w:val="StringTok"/>
+        </w:rPr>
+        <w:t xml:space="preserve">"mean"</w:t>
+      </w:r>
+      <w:r>
+        <w:rPr>
+          <w:rStyle w:val="NormalTok"/>
+        </w:rPr>
+        <w:t xml:space="preserve">, </w:t>
+      </w:r>
+      <w:r>
+        <w:rPr>
+          <w:rStyle w:val="StringTok"/>
+        </w:rPr>
+        <w:t xml:space="preserve">"2.5%"</w:t>
+      </w:r>
+      <w:r>
+        <w:rPr>
+          <w:rStyle w:val="NormalTok"/>
+        </w:rPr>
+        <w:t xml:space="preserve">, </w:t>
+      </w:r>
+      <w:r>
+        <w:rPr>
+          <w:rStyle w:val="StringTok"/>
+        </w:rPr>
+        <w:t xml:space="preserve">"97.5%"</w:t>
+      </w:r>
+      <w:r>
+        <w:rPr>
+          <w:rStyle w:val="NormalTok"/>
+        </w:rPr>
+        <w:t xml:space="preserve">, </w:t>
+      </w:r>
+      <w:r>
+        <w:rPr>
+          <w:rStyle w:val="StringTok"/>
+        </w:rPr>
+        <w:t xml:space="preserve">"Rhat"</w:t>
+      </w:r>
+      <w:r>
+        <w:rPr>
+          <w:rStyle w:val="NormalTok"/>
+        </w:rPr>
+        <w:t xml:space="preserve">)], </w:t>
+      </w:r>
+      <w:r>
+        <w:rPr>
+          <w:rStyle w:val="DecValTok"/>
+        </w:rPr>
+        <w:t xml:space="preserve">3</w:t>
+      </w:r>
+      <w:r>
+        <w:rPr>
+          <w:rStyle w:val="NormalTok"/>
+        </w:rPr>
+        <w:t xml:space="preserve">)</w:t>
+      </w:r>
+      <w:r>
+        <w:br/>
+      </w:r>
+      <w:r>
+        <w:rPr>
+          <w:rStyle w:val="CommentTok"/>
+        </w:rPr>
+        <w:t xml:space="preserve">#&gt;  mean  2.5% 97.5%  Rhat </w:t>
+      </w:r>
+      <w:r>
+        <w:br/>
+      </w:r>
+      <w:r>
+        <w:rPr>
+          <w:rStyle w:val="CommentTok"/>
+        </w:rPr>
+        <w:t xml:space="preserve">#&gt; 0.602 0.501 0.698 1.000</w:t>
+      </w:r>
+    </w:p>
+    <w:bookmarkEnd w:id="27"/>
+    <w:p>
+      <w:pPr>
+        <w:pStyle w:val="FirstParagraph"/>
+      </w:pPr>
+      <w:hyperlink w:anchor="tbl-stan-jags-proportion">
+        <w:r>
+          <w:rPr>
+            <w:rStyle w:val="Hyperlink"/>
+          </w:rPr>
+          <w:t xml:space="preserve">Table 2</w:t>
+        </w:r>
+      </w:hyperlink>
+      <w:r>
+        <w:t xml:space="preserve"> </w:t>
+      </w:r>
+      <w:r>
+        <w:t xml:space="preserve">puts the two programs beside the</w:t>
+      </w:r>
+      <w:r>
+        <w:t xml:space="preserve"> </w:t>
+      </w:r>
+      <w:hyperlink r:id="rId15">
+        <w:r>
+          <w:rPr>
+            <w:rStyle w:val="Hyperlink"/>
+          </w:rPr>
+          <w:t xml:space="preserve">posterior</w:t>
+        </w:r>
+      </w:hyperlink>
+      <w:r>
+        <w:t xml:space="preserve"> </w:t>
+      </w:r>
+      <w:r>
+        <w:t xml:space="preserve">of</w:t>
+      </w:r>
+      <w:r>
+        <w:t xml:space="preserve"> </w:t>
+      </w:r>
+      <w:hyperlink r:id="rId11">
+        <w:r>
+          <w:rPr>
+            <w:rStyle w:val="Hyperlink"/>
+          </w:rPr>
+          <w:t xml:space="preserve">the Beta-Bernoulli example</w:t>
+        </w:r>
+      </w:hyperlink>
+      <w:r>
+        <w:t xml:space="preserve">,</w:t>
+      </w:r>
+      <w:r>
+        <w:t xml:space="preserve"> </w:t>
+      </w:r>
+      <w:r>
+        <w:t xml:space="preserve">whose Beta parameters come from the number of successes and failures:</w:t>
+      </w:r>
+    </w:p>
+    <w:tbl>
+      <w:tblPr>
+        <w:tblStyle w:val="Table"/>
+        <w:tblW w:type="pct" w:w="5000"/>
+        <w:tblLayout w:type="fixed"/>
+        <w:tblLook w:firstRow="0" w:lastRow="0" w:firstColumn="0" w:lastColumn="0" w:noHBand="0" w:noVBand="0" w:val="0000"/>
+      </w:tblPr>
+      <w:tblGrid>
+        <w:gridCol w:w="7920"/>
+      </w:tblGrid>
+      <w:tr>
+        <w:tc>
+          <w:tcPr/>
+          <w:bookmarkStart w:id="28" w:name="tbl-stan-jags-proportion"/>
+          <w:p>
+            <w:pPr>
+              <w:jc w:val="center"/>
+            </w:pPr>
+            <w:pPr>
+              <w:jc w:val="left"/>
+              <w:spacing w:before="200"/>
+              <w:pStyle w:val="ImageCaption"/>
+            </w:pPr>
+            <w:r>
+              <w:t xml:space="preserve">Table 2: Posterior of the proportion from JAGS, Stan and the Beta posterior</w:t>
+            </w:r>
+          </w:p>
+          <w:tbl>
+            <w:tblPr>
+              <w:tblStyle w:val="Table"/>
+              <w:tblW w:type="auto" w:w="0"/>
+              <w:tblLook w:firstRow="1" w:lastRow="0" w:firstColumn="0" w:lastColumn="0" w:noHBand="0" w:noVBand="0" w:val="0020"/>
+            </w:tblPr>
+            <w:tblGrid>
+              <w:gridCol w:w="1980"/>
+              <w:gridCol w:w="1980"/>
+              <w:gridCol w:w="1980"/>
+              <w:gridCol w:w="1980"/>
+            </w:tblGrid>
+            <w:tr>
+              <w:trPr>
+                <w:tblHeader w:val="on"/>
+              </w:trPr>
+              <w:tc>
+                <w:tcPr/>
+                <w:p>
+                  <w:pPr>
+                    <w:pStyle w:val="Compact"/>
+                  </w:pPr>
+                </w:p>
+              </w:tc>
+              <w:tc>
+                <w:tcPr/>
+                <w:p>
+                  <w:pPr>
+                    <w:pStyle w:val="Compact"/>
+                    <w:jc w:val="right"/>
+                    <w:jc w:val="center"/>
+                  </w:pPr>
+                  <w:r>
+                    <w:t xml:space="preserve">Mean</w:t>
+                  </w:r>
+                </w:p>
+              </w:tc>
+              <w:tc>
+                <w:tcPr/>
+                <w:p>
+                  <w:pPr>
+                    <w:pStyle w:val="Compact"/>
+                    <w:jc w:val="right"/>
+                    <w:jc w:val="center"/>
+                  </w:pPr>
+                  <w:r>
+                    <w:t xml:space="preserve">2.5%</w:t>
+                  </w:r>
+                </w:p>
+              </w:tc>
+              <w:tc>
+                <w:tcPr/>
+                <w:p>
+                  <w:pPr>
+                    <w:pStyle w:val="Compact"/>
+                    <w:jc w:val="right"/>
+                    <w:jc w:val="center"/>
+                  </w:pPr>
+                  <w:r>
+                    <w:t xml:space="preserve">97.5%</w:t>
+                  </w:r>
+                </w:p>
+              </w:tc>
+            </w:tr>
+            <w:tr>
+              <w:tc>
+                <w:tcPr/>
+                <w:p>
+                  <w:pPr>
+                    <w:pStyle w:val="Compact"/>
+                    <w:jc w:val="left"/>
+                    <w:jc w:val="center"/>
+                  </w:pPr>
+                  <w:r>
+                    <w:t xml:space="preserve">JAGS</w:t>
+                  </w:r>
+                </w:p>
+              </w:tc>
+              <w:tc>
+                <w:tcPr/>
+                <w:p>
+                  <w:pPr>
+                    <w:pStyle w:val="Compact"/>
+                    <w:jc w:val="right"/>
+                    <w:jc w:val="center"/>
+                  </w:pPr>
+                  <w:r>
+                    <w:t xml:space="preserve">0.601</w:t>
+                  </w:r>
+                </w:p>
+              </w:tc>
+              <w:tc>
+                <w:tcPr/>
+                <w:p>
+                  <w:pPr>
+                    <w:pStyle w:val="Compact"/>
+                    <w:jc w:val="right"/>
+                    <w:jc w:val="center"/>
+                  </w:pPr>
+                  <w:r>
+                    <w:t xml:space="preserve">0.499</w:t>
+                  </w:r>
+                </w:p>
+              </w:tc>
+              <w:tc>
+                <w:tcPr/>
+                <w:p>
+                  <w:pPr>
+                    <w:pStyle w:val="Compact"/>
+                    <w:jc w:val="right"/>
+                    <w:jc w:val="center"/>
+                  </w:pPr>
+                  <w:r>
+                    <w:t xml:space="preserve">0.698</w:t>
+                  </w:r>
+                </w:p>
+              </w:tc>
+            </w:tr>
+            <w:tr>
+              <w:tc>
+                <w:tcPr/>
+                <w:p>
+                  <w:pPr>
+                    <w:pStyle w:val="Compact"/>
+                    <w:jc w:val="left"/>
+                    <w:jc w:val="center"/>
+                  </w:pPr>
+                  <w:r>
+                    <w:t xml:space="preserve">Stan</w:t>
+                  </w:r>
+                </w:p>
+              </w:tc>
+              <w:tc>
+                <w:tcPr/>
+                <w:p>
+                  <w:pPr>
+                    <w:pStyle w:val="Compact"/>
+                    <w:jc w:val="right"/>
+                    <w:jc w:val="center"/>
+                  </w:pPr>
+                  <w:r>
+                    <w:t xml:space="preserve">0.602</w:t>
+                  </w:r>
+                </w:p>
+              </w:tc>
+              <w:tc>
+                <w:tcPr/>
+                <w:p>
+                  <w:pPr>
+                    <w:pStyle w:val="Compact"/>
+                    <w:jc w:val="right"/>
+                    <w:jc w:val="center"/>
+                  </w:pPr>
+                  <w:r>
+                    <w:t xml:space="preserve">0.501</w:t>
+                  </w:r>
+                </w:p>
+              </w:tc>
+              <w:tc>
+                <w:tcPr/>
+                <w:p>
+                  <w:pPr>
+                    <w:pStyle w:val="Compact"/>
+                    <w:jc w:val="right"/>
+                    <w:jc w:val="center"/>
+                  </w:pPr>
+                  <w:r>
+                    <w:t xml:space="preserve">0.698</w:t>
+                  </w:r>
+                </w:p>
+              </w:tc>
+            </w:tr>
+            <w:tr>
+              <w:tc>
+                <w:tcPr/>
+                <w:p>
+                  <w:pPr>
+                    <w:pStyle w:val="Compact"/>
+                    <w:jc w:val="left"/>
+                    <w:jc w:val="center"/>
+                  </w:pPr>
+                  <w:r>
+                    <w:t xml:space="preserve">Beta</w:t>
+                  </w:r>
+                </w:p>
+              </w:tc>
+              <w:tc>
+                <w:tcPr/>
+                <w:p>
+                  <w:pPr>
+                    <w:pStyle w:val="Compact"/>
+                    <w:jc w:val="right"/>
+                    <w:jc w:val="center"/>
+                  </w:pPr>
+                  <w:r>
+                    <w:t xml:space="preserve">0.602</w:t>
+                  </w:r>
+                </w:p>
+              </w:tc>
+              <w:tc>
+                <w:tcPr/>
+                <w:p>
+                  <w:pPr>
+                    <w:pStyle w:val="Compact"/>
+                    <w:jc w:val="right"/>
+                    <w:jc w:val="center"/>
+                  </w:pPr>
+                  <w:r>
+                    <w:t xml:space="preserve">0.501</w:t>
+                  </w:r>
+                </w:p>
+              </w:tc>
+              <w:tc>
+                <w:tcPr/>
+                <w:p>
+                  <w:pPr>
+                    <w:pStyle w:val="Compact"/>
+                    <w:jc w:val="right"/>
+                    <w:jc w:val="center"/>
+                  </w:pPr>
+                  <w:r>
+                    <w:t xml:space="preserve">0.699</w:t>
+                  </w:r>
+                </w:p>
+              </w:tc>
+            </w:tr>
+          </w:tbl>
+          <w:bookmarkEnd w:id="28"/>
+          <w:p/>
+        </w:tc>
+      </w:tr>
+    </w:tbl>
+    <w:p>
+      <w:pPr>
+        <w:pStyle w:val="BodyText"/>
+      </w:pPr>
+      <w:r>
+        <w:t xml:space="preserve">Stan’s split</w:t>
+      </w:r>
+      <w:r>
+        <w:t xml:space="preserve"> </w:t>
+      </w:r>
+      <w:hyperlink r:id="rId12">
+        <w:r>
+          <w:rPr>
+            <w:rStyle w:val="Hyperlink"/>
+          </w:rPr>
+          <w:t xml:space="preserve">potential scale reduction factor</w:t>
+        </w:r>
+      </w:hyperlink>
+      <w:r>
+        <w:t xml:space="preserve"> </w:t>
+      </w:r>
+      <w:r>
+        <w:t xml:space="preserve">is</w:t>
+      </w:r>
+      <w:r>
+        <w:t xml:space="preserve"> </w:t>
+      </w:r>
+      <w:r>
+        <w:t xml:space="preserve">1,</w:t>
+      </w:r>
+      <w:r>
+        <w:t xml:space="preserve"> </w:t>
+      </w:r>
+      <w:r>
+        <w:t xml:space="preserve">and the sampler reports</w:t>
+      </w:r>
+      <w:r>
+        <w:t xml:space="preserve"> </w:t>
+      </w:r>
+      <w:r>
+        <w:t xml:space="preserve">0</w:t>
+      </w:r>
+      <w:r>
+        <w:t xml:space="preserve"> </w:t>
+      </w:r>
+      <w:r>
+        <w:t xml:space="preserve">divergent transitions.</w:t>
+      </w:r>
+      <w:r>
+        <w:t xml:space="preserve"> </w:t>
+      </w:r>
+      <w:r>
+        <w:t xml:space="preserve">As</w:t>
+      </w:r>
+      <w:r>
+        <w:t xml:space="preserve"> </w:t>
+      </w:r>
+      <w:hyperlink w:anchor="tbl-stan-jags-proportion">
+        <w:r>
+          <w:rPr>
+            <w:rStyle w:val="Hyperlink"/>
+          </w:rPr>
+          <w:t xml:space="preserve">Table 2</w:t>
+        </w:r>
+      </w:hyperlink>
+      <w:r>
+        <w:t xml:space="preserve"> </w:t>
+      </w:r>
+      <w:r>
+        <w:t xml:space="preserve">shows,</w:t>
+      </w:r>
+      <w:r>
+        <w:t xml:space="preserve"> </w:t>
+      </w:r>
+      <w:r>
+        <w:t xml:space="preserve">the mean and the interval endpoints from each program differ from those of the Beta</w:t>
+      </w:r>
+      <w:r>
+        <w:t xml:space="preserve"> </w:t>
+      </w:r>
+      <w:hyperlink r:id="rId15">
+        <w:r>
+          <w:rPr>
+            <w:rStyle w:val="Hyperlink"/>
+          </w:rPr>
+          <w:t xml:space="preserve">posterior</w:t>
+        </w:r>
+      </w:hyperlink>
+      <w:r>
+        <w:t xml:space="preserve"> </w:t>
+      </w:r>
+      <w:r>
+        <w:t xml:space="preserve">by at most 0.002.</w:t>
+      </w:r>
+      <w:r>
+        <w:t xml:space="preserve"> </w:t>
+      </w:r>
+      <w:r>
+        <w:t xml:space="preserve">The programs differ in the model code:</w:t>
+      </w:r>
+      <w:r>
+        <w:t xml:space="preserve"> </w:t>
+      </w:r>
+      <w:r>
+        <w:t xml:space="preserve">the Stan program carries the types and ranges of its variables,</w:t>
+      </w:r>
+      <w:r>
+        <w:t xml:space="preserve"> </w:t>
+      </w:r>
+      <w:r>
+        <w:t xml:space="preserve">and it is compiled before it draws.</w:t>
+      </w:r>
+    </w:p>
+    <w:bookmarkEnd w:id="29"/>
+    <w:bookmarkStart w:id="34" w:name="sec-bayes-examples-logistic"/>
+    <w:p>
+      <w:pPr>
+        <w:pStyle w:val="Heading2"/>
+      </w:pPr>
+      <w:r>
+        <w:t xml:space="preserve">3 Binary outcomes: logistic regression</w:t>
       </w:r>
     </w:p>
     <w:p>
@@ -1694,7 +3789,7 @@
       <w:r>
         <w:t xml:space="preserve"> </w:t>
       </w:r>
-      <w:hyperlink r:id="rId15">
+      <w:hyperlink r:id="rId30">
         <w:r>
           <w:rPr>
             <w:rStyle w:val="Hyperlink"/>
@@ -1871,7 +3966,7 @@
       <w:r>
         <w:t xml:space="preserve"> </w:t>
       </w:r>
-      <w:hyperlink r:id="rId16">
+      <w:hyperlink r:id="rId31">
         <w:r>
           <w:rPr>
             <w:rStyle w:val="Hyperlink"/>
@@ -1888,7 +3983,7 @@
         <w:t xml:space="preserve">(Statistical Rethinking 2026, Lecture A09).</w:t>
       </w:r>
     </w:p>
-    <w:bookmarkStart w:id="18" w:name="exm-bayes-logistic"/>
+    <w:bookmarkStart w:id="33" w:name="exm-bayes-logistic"/>
     <w:p>
       <w:pPr>
         <w:pStyle w:val="BodyText"/>
@@ -1898,7 +3993,7 @@
           <w:b/>
           <w:bCs/>
         </w:rPr>
-        <w:t xml:space="preserve">Example 2 (Logistic regression fitted by Bayesian inference)</w:t>
+        <w:t xml:space="preserve">Example 3 (Logistic regression fitted by Bayesian inference)</w:t>
       </w:r>
       <w:r>
         <w:t xml:space="preserve"> </w:t>
@@ -3645,7 +5740,7 @@
       <w:r>
         <w:t xml:space="preserve"> </w:t>
       </w:r>
-      <w:hyperlink r:id="rId17">
+      <w:hyperlink r:id="rId32">
         <w:r>
           <w:rPr>
             <w:rStyle w:val="Hyperlink"/>
@@ -3827,15 +5922,15 @@
         <w:t xml:space="preserve">#&gt;      -0.647       1.183</w:t>
       </w:r>
     </w:p>
-    <w:bookmarkEnd w:id="18"/>
-    <w:bookmarkEnd w:id="19"/>
-    <w:bookmarkStart w:id="22" w:name="sec-bayes-examples-survival"/>
+    <w:bookmarkEnd w:id="33"/>
+    <w:bookmarkEnd w:id="34"/>
+    <w:bookmarkStart w:id="37" w:name="sec-bayes-examples-survival"/>
     <w:p>
       <w:pPr>
         <w:pStyle w:val="Heading2"/>
       </w:pPr>
       <w:r>
-        <w:t xml:space="preserve">3 Survival analysis</w:t>
+        <w:t xml:space="preserve">4 Survival analysis</w:t>
       </w:r>
     </w:p>
     <w:p>
@@ -3893,7 +5988,7 @@
       <w:r>
         <w:t xml:space="preserve"> </w:t>
       </w:r>
-      <w:hyperlink r:id="rId20">
+      <w:hyperlink r:id="rId35">
         <w:r>
           <w:rPr>
             <w:rStyle w:val="Hyperlink"/>
@@ -4655,7 +6750,7 @@
         <w:t xml:space="preserve">positive.</w:t>
       </w:r>
     </w:p>
-    <w:bookmarkStart w:id="21" w:name="exm-bayes-survival"/>
+    <w:bookmarkStart w:id="36" w:name="exm-bayes-survival"/>
     <w:p>
       <w:pPr>
         <w:pStyle w:val="BodyText"/>
@@ -4665,7 +6760,7 @@
           <w:b/>
           <w:bCs/>
         </w:rPr>
-        <w:t xml:space="preserve">Example 3 (Exponential survival regression fitted by Bayesian inference)</w:t>
+        <w:t xml:space="preserve">Example 4 (Exponential survival regression fitted by Bayesian inference)</w:t>
       </w:r>
       <w:r>
         <w:t xml:space="preserve"> </w:t>
@@ -7437,15 +9532,15 @@
         <w:t xml:space="preserve">gives the hazard ratio and its credible interval directly.</w:t>
       </w:r>
     </w:p>
-    <w:bookmarkEnd w:id="21"/>
-    <w:bookmarkEnd w:id="22"/>
-    <w:bookmarkStart w:id="29" w:name="sec-bayes-examples-random-effects"/>
+    <w:bookmarkEnd w:id="36"/>
+    <w:bookmarkEnd w:id="37"/>
+    <w:bookmarkStart w:id="43" w:name="sec-bayes-examples-random-effects"/>
     <w:p>
       <w:pPr>
         <w:pStyle w:val="Heading2"/>
       </w:pPr>
       <w:r>
-        <w:t xml:space="preserve">4 Random effects</w:t>
+        <w:t xml:space="preserve">5 Random effects</w:t>
       </w:r>
     </w:p>
     <w:p>
@@ -7458,7 +9553,7 @@
       <w:r>
         <w:t xml:space="preserve"> </w:t>
       </w:r>
-      <w:hyperlink r:id="rId23">
+      <w:hyperlink r:id="rId38">
         <w:r>
           <w:rPr>
             <w:rStyle w:val="Hyperlink"/>
@@ -7475,7 +9570,7 @@
       <w:r>
         <w:t xml:space="preserve"> </w:t>
       </w:r>
-      <w:hyperlink r:id="rId24">
+      <w:hyperlink r:id="rId39">
         <w:r>
           <w:rPr>
             <w:rStyle w:val="Hyperlink"/>
@@ -7584,7 +9679,7 @@
         <w:t xml:space="preserve"> </w:t>
       </w:r>
       <w:r>
-        <w:t xml:space="preserve">[2]</w:t>
+        <w:t xml:space="preserve">[7]</w:t>
       </w:r>
       <w:r>
         <w:t xml:space="preserve">.</w:t>
@@ -7701,7 +9796,7 @@
         <w:t xml:space="preserve">into every group-level summary.</w:t>
       </w:r>
     </w:p>
-    <w:bookmarkStart w:id="28" w:name="exm-bayes-random-effects"/>
+    <w:bookmarkStart w:id="42" w:name="exm-bayes-random-effects"/>
     <w:p>
       <w:pPr>
         <w:pStyle w:val="BodyText"/>
@@ -7711,7 +9806,7 @@
           <w:b/>
           <w:bCs/>
         </w:rPr>
-        <w:t xml:space="preserve">Example 4 (A random-intercept model fitted by Bayesian inference)</w:t>
+        <w:t xml:space="preserve">Example 5 (A random-intercept model fitted by Bayesian inference)</w:t>
       </w:r>
       <w:r>
         <w:t xml:space="preserve"> </w:t>
@@ -7942,7 +10037,7 @@
       <w:r>
         <w:t xml:space="preserve"> </w:t>
       </w:r>
-      <w:hyperlink r:id="rId25">
+      <w:hyperlink r:id="rId24">
         <w:r>
           <w:rPr>
             <w:rStyle w:val="Hyperlink"/>
@@ -8031,7 +10126,7 @@
       <w:r>
         <w:t xml:space="preserve"> </w:t>
       </w:r>
-      <w:hyperlink r:id="rId26">
+      <w:hyperlink r:id="rId40">
         <w:r>
           <w:rPr>
             <w:rStyle w:val="Hyperlink"/>
@@ -10181,7 +12276,7 @@
       <w:r>
         <w:t xml:space="preserve"> </w:t>
       </w:r>
-      <w:hyperlink r:id="rId27">
+      <w:hyperlink r:id="rId41">
         <w:r>
           <w:rPr>
             <w:rStyle w:val="Hyperlink"/>
@@ -10205,15 +12300,15 @@
         <w:t xml:space="preserve">is pulled furthest toward the overall mean.</w:t>
       </w:r>
     </w:p>
-    <w:bookmarkEnd w:id="28"/>
-    <w:bookmarkEnd w:id="29"/>
-    <w:bookmarkStart w:id="38" w:name="sec-bayes-examples-bma"/>
+    <w:bookmarkEnd w:id="42"/>
+    <w:bookmarkEnd w:id="43"/>
+    <w:bookmarkStart w:id="52" w:name="sec-bayes-examples-bma"/>
     <w:p>
       <w:pPr>
         <w:pStyle w:val="Heading2"/>
       </w:pPr>
       <w:r>
-        <w:t xml:space="preserve">5 Bayesian model averaging</w:t>
+        <w:t xml:space="preserve">6 Bayesian model averaging</w:t>
       </w:r>
     </w:p>
     <w:p>
@@ -10305,7 +12400,7 @@
       <w:r>
         <w:t xml:space="preserve"> </w:t>
       </w:r>
-      <w:hyperlink r:id="rId30">
+      <w:hyperlink r:id="rId44">
         <w:r>
           <w:rPr>
             <w:rStyle w:val="Hyperlink"/>
@@ -10317,7 +12412,7 @@
         <w:t xml:space="preserve">.</w:t>
       </w:r>
     </w:p>
-    <w:bookmarkStart w:id="32" w:name="def-posterior-model-probability"/>
+    <w:bookmarkStart w:id="46" w:name="def-posterior-model-probability"/>
     <w:p>
       <w:pPr>
         <w:pStyle w:val="BodyText"/>
@@ -10456,7 +12551,7 @@
       <w:r>
         <w:t xml:space="preserve"> </w:t>
       </w:r>
-      <w:hyperlink r:id="rId31">
+      <w:hyperlink r:id="rId45">
         <w:r>
           <w:rPr>
             <w:rStyle w:val="Hyperlink"/>
@@ -10547,8 +12642,8 @@
     $$</w:t>
       </w:r>
     </w:p>
-    <w:bookmarkEnd w:id="32"/>
-    <w:bookmarkStart w:id="33" w:name="exm-posterior-model-probability"/>
+    <w:bookmarkEnd w:id="46"/>
+    <w:bookmarkStart w:id="47" w:name="exm-posterior-model-probability"/>
     <w:p>
       <w:pPr>
         <w:pStyle w:val="FirstParagraph"/>
@@ -10558,7 +12653,7 @@
           <w:b/>
           <w:bCs/>
         </w:rPr>
-        <w:t xml:space="preserve">Example 5 (Posterior probabilities of two models)</w:t>
+        <w:t xml:space="preserve">Example 6 (Posterior probabilities of two models)</w:t>
       </w:r>
       <w:r>
         <w:t xml:space="preserve"> </w:t>
@@ -10728,8 +12823,8 @@
         <w:t xml:space="preserve">.</w:t>
       </w:r>
     </w:p>
-    <w:bookmarkEnd w:id="33"/>
-    <w:bookmarkStart w:id="34" w:name="def-bma"/>
+    <w:bookmarkEnd w:id="47"/>
+    <w:bookmarkStart w:id="48" w:name="def-bma"/>
     <w:p>
       <w:pPr>
         <w:pStyle w:val="BodyText"/>
@@ -10870,8 +12965,8 @@
     $$</w:t>
       </w:r>
     </w:p>
-    <w:bookmarkEnd w:id="34"/>
-    <w:bookmarkStart w:id="35" w:name="def-pip"/>
+    <w:bookmarkEnd w:id="48"/>
+    <w:bookmarkStart w:id="49" w:name="def-pip"/>
     <w:p>
       <w:pPr>
         <w:pStyle w:val="FirstParagraph"/>
@@ -10935,8 +13030,8 @@
         <w:t xml:space="preserve">is the total posterior probability of the models that include it.</w:t>
       </w:r>
     </w:p>
-    <w:bookmarkEnd w:id="35"/>
-    <w:bookmarkStart w:id="37" w:name="exm-bayes-bma"/>
+    <w:bookmarkEnd w:id="49"/>
+    <w:bookmarkStart w:id="51" w:name="exm-bayes-bma"/>
     <w:p>
       <w:pPr>
         <w:pStyle w:val="BodyText"/>
@@ -10946,7 +13041,7 @@
           <w:b/>
           <w:bCs/>
         </w:rPr>
-        <w:t xml:space="preserve">Example 6 (A BIC approximation to Bayesian model averaging)</w:t>
+        <w:t xml:space="preserve">Example 7 (A BIC approximation to Bayesian model averaging)</w:t>
       </w:r>
       <w:r>
         <w:t xml:space="preserve"> </w:t>
@@ -10969,7 +13064,7 @@
       <w:r>
         <w:t xml:space="preserve"> </w:t>
       </w:r>
-      <w:hyperlink r:id="rId36">
+      <w:hyperlink r:id="rId50">
         <w:r>
           <w:rPr>
             <w:rStyle w:val="Hyperlink"/>
@@ -10987,13 +13082,13 @@
         <w:t xml:space="preserve"> </w:t>
       </w:r>
       <w:r>
-        <w:t xml:space="preserve">[3]</w:t>
-      </w:r>
-      <w:r>
-        <w:t xml:space="preserve"> </w:t>
-      </w:r>
-      <w:r>
-        <w:t xml:space="preserve">[4]</w:t>
+        <w:t xml:space="preserve">[8]</w:t>
+      </w:r>
+      <w:r>
+        <w:t xml:space="preserve"> </w:t>
+      </w:r>
+      <w:r>
+        <w:t xml:space="preserve">[9]</w:t>
       </w:r>
       <w:r>
         <w:t xml:space="preserve">:</w:t>
@@ -13647,9 +15742,9 @@
         <w:t xml:space="preserve">not because of the averaging.</w:t>
       </w:r>
     </w:p>
-    <w:bookmarkEnd w:id="37"/>
-    <w:bookmarkEnd w:id="38"/>
-    <w:bookmarkStart w:id="48" w:name="references"/>
+    <w:bookmarkEnd w:id="51"/>
+    <w:bookmarkEnd w:id="52"/>
+    <w:bookmarkStart w:id="72" w:name="references"/>
     <w:p>
       <w:pPr>
         <w:pStyle w:val="Heading2"/>
@@ -13658,8 +15753,8 @@
         <w:t xml:space="preserve">References</w:t>
       </w:r>
     </w:p>
-    <w:bookmarkStart w:id="47" w:name="refs"/>
-    <w:bookmarkStart w:id="40" w:name="ref-dobson4e"/>
+    <w:bookmarkStart w:id="71" w:name="refs"/>
+    <w:bookmarkStart w:id="54" w:name="ref-dobson4e"/>
     <w:p>
       <w:pPr>
         <w:pStyle w:val="Bibliography"/>
@@ -13692,7 +15787,7 @@
       <w:r>
         <w:t xml:space="preserve"> </w:t>
       </w:r>
-      <w:hyperlink r:id="rId39">
+      <w:hyperlink r:id="rId53">
         <w:r>
           <w:rPr>
             <w:rStyle w:val="Hyperlink"/>
@@ -13704,8 +15799,8 @@
         <w:t xml:space="preserve">.</w:t>
       </w:r>
     </w:p>
-    <w:bookmarkEnd w:id="40"/>
-    <w:bookmarkStart w:id="42" w:name="Xea103239a4db138db144761a8bb4f764e3355fe"/>
+    <w:bookmarkEnd w:id="54"/>
+    <w:bookmarkStart w:id="56" w:name="ref-carpenter2017stan"/>
     <w:p>
       <w:pPr>
         <w:pStyle w:val="Bibliography"/>
@@ -13720,6 +15815,326 @@
         <w:t xml:space="preserve">	</w:t>
       </w:r>
       <w:r>
+        <w:t xml:space="preserve">B. Carpenter</w:t>
+      </w:r>
+      <w:r>
+        <w:t xml:space="preserve"> </w:t>
+      </w:r>
+      <w:r>
+        <w:rPr>
+          <w:i/>
+          <w:iCs/>
+        </w:rPr>
+        <w:t xml:space="preserve">et al.</w:t>
+      </w:r>
+      <w:r>
+        <w:t xml:space="preserve">,</w:t>
+      </w:r>
+      <w:r>
+        <w:t xml:space="preserve"> </w:t>
+      </w:r>
+      <w:r>
+        <w:t xml:space="preserve">“Stan: A probabilistic programming language,”</w:t>
+      </w:r>
+      <w:r>
+        <w:t xml:space="preserve"> </w:t>
+      </w:r>
+      <w:r>
+        <w:rPr>
+          <w:i/>
+          <w:iCs/>
+        </w:rPr>
+        <w:t xml:space="preserve">Journal of Statistical Software</w:t>
+      </w:r>
+      <w:r>
+        <w:t xml:space="preserve">, vol. 76, no. 1, pp. 1–32, 2017, doi:</w:t>
+      </w:r>
+      <w:r>
+        <w:t xml:space="preserve"> </w:t>
+      </w:r>
+      <w:hyperlink r:id="rId55">
+        <w:r>
+          <w:rPr>
+            <w:rStyle w:val="Hyperlink"/>
+          </w:rPr>
+          <w:t xml:space="preserve">10.18637/jss.v076.i01</w:t>
+        </w:r>
+      </w:hyperlink>
+      <w:r>
+        <w:t xml:space="preserve">.</w:t>
+      </w:r>
+    </w:p>
+    <w:bookmarkEnd w:id="56"/>
+    <w:bookmarkStart w:id="58" w:name="ref-plummer2003jags"/>
+    <w:p>
+      <w:pPr>
+        <w:pStyle w:val="Bibliography"/>
+      </w:pPr>
+      <w:r>
+        <w:t xml:space="preserve">[3]</w:t>
+      </w:r>
+      <w:r>
+        <w:t xml:space="preserve"> </w:t>
+      </w:r>
+      <w:r>
+        <w:t xml:space="preserve">	</w:t>
+      </w:r>
+      <w:r>
+        <w:t xml:space="preserve">M. Plummer,</w:t>
+      </w:r>
+      <w:r>
+        <w:t xml:space="preserve"> </w:t>
+      </w:r>
+      <w:r>
+        <w:t xml:space="preserve">“</w:t>
+      </w:r>
+      <w:r>
+        <w:t xml:space="preserve">JAGS</w:t>
+      </w:r>
+      <w:r>
+        <w:t xml:space="preserve">: A program for analysis of</w:t>
+      </w:r>
+      <w:r>
+        <w:t xml:space="preserve"> </w:t>
+      </w:r>
+      <w:r>
+        <w:t xml:space="preserve">Bayesian</w:t>
+      </w:r>
+      <w:r>
+        <w:t xml:space="preserve"> </w:t>
+      </w:r>
+      <w:r>
+        <w:t xml:space="preserve">graphical models using</w:t>
+      </w:r>
+      <w:r>
+        <w:t xml:space="preserve"> </w:t>
+      </w:r>
+      <w:r>
+        <w:t xml:space="preserve">Gibbs</w:t>
+      </w:r>
+      <w:r>
+        <w:t xml:space="preserve"> </w:t>
+      </w:r>
+      <w:r>
+        <w:t xml:space="preserve">sampling,”</w:t>
+      </w:r>
+      <w:r>
+        <w:t xml:space="preserve"> </w:t>
+      </w:r>
+      <w:r>
+        <w:t xml:space="preserve">in</w:t>
+      </w:r>
+      <w:r>
+        <w:t xml:space="preserve"> </w:t>
+      </w:r>
+      <w:r>
+        <w:rPr>
+          <w:i/>
+          <w:iCs/>
+        </w:rPr>
+        <w:t xml:space="preserve">Proceedings of the 3rd international workshop on distributed statistical computing</w:t>
+      </w:r>
+      <w:r>
+        <w:t xml:space="preserve">, 2003. Available:</w:t>
+      </w:r>
+      <w:r>
+        <w:t xml:space="preserve"> </w:t>
+      </w:r>
+      <w:hyperlink r:id="rId57">
+        <w:r>
+          <w:rPr>
+            <w:rStyle w:val="Hyperlink"/>
+          </w:rPr>
+          <w:t xml:space="preserve">https://www.r-project.org/conferences/DSC-2003/Proceedings/Plummer.pdf</w:t>
+        </w:r>
+      </w:hyperlink>
+    </w:p>
+    <w:bookmarkEnd w:id="58"/>
+    <w:bookmarkStart w:id="60" w:name="ref-plummer2017jagsmanual"/>
+    <w:p>
+      <w:pPr>
+        <w:pStyle w:val="Bibliography"/>
+      </w:pPr>
+      <w:r>
+        <w:t xml:space="preserve">[4]</w:t>
+      </w:r>
+      <w:r>
+        <w:t xml:space="preserve"> </w:t>
+      </w:r>
+      <w:r>
+        <w:t xml:space="preserve">	</w:t>
+      </w:r>
+      <w:r>
+        <w:t xml:space="preserve">M. Plummer,</w:t>
+      </w:r>
+      <w:r>
+        <w:t xml:space="preserve"> </w:t>
+      </w:r>
+      <w:r>
+        <w:rPr>
+          <w:i/>
+          <w:iCs/>
+        </w:rPr>
+        <w:t xml:space="preserve">JAGS</w:t>
+      </w:r>
+      <w:r>
+        <w:rPr>
+          <w:i/>
+          <w:iCs/>
+        </w:rPr>
+        <w:t xml:space="preserve"> </w:t>
+      </w:r>
+      <w:r>
+        <w:rPr>
+          <w:i/>
+          <w:iCs/>
+        </w:rPr>
+        <w:t xml:space="preserve">version 4.3.0 user manual</w:t>
+      </w:r>
+      <w:r>
+        <w:t xml:space="preserve">. 2017. Available:</w:t>
+      </w:r>
+      <w:r>
+        <w:t xml:space="preserve"> </w:t>
+      </w:r>
+      <w:hyperlink r:id="rId59">
+        <w:r>
+          <w:rPr>
+            <w:rStyle w:val="Hyperlink"/>
+          </w:rPr>
+          <w:t xml:space="preserve">https://sourceforge.net/projects/mcmc-jags/files/Manuals/4.x/</w:t>
+        </w:r>
+      </w:hyperlink>
+    </w:p>
+    <w:bookmarkEnd w:id="60"/>
+    <w:bookmarkStart w:id="62" w:name="ref-hoffman2014nuts"/>
+    <w:p>
+      <w:pPr>
+        <w:pStyle w:val="Bibliography"/>
+      </w:pPr>
+      <w:r>
+        <w:t xml:space="preserve">[5]</w:t>
+      </w:r>
+      <w:r>
+        <w:t xml:space="preserve"> </w:t>
+      </w:r>
+      <w:r>
+        <w:t xml:space="preserve">	</w:t>
+      </w:r>
+      <w:r>
+        <w:t xml:space="preserve">M. D. Hoffman and A. Gelman,</w:t>
+      </w:r>
+      <w:r>
+        <w:t xml:space="preserve"> </w:t>
+      </w:r>
+      <w:r>
+        <w:t xml:space="preserve">“The</w:t>
+      </w:r>
+      <w:r>
+        <w:t xml:space="preserve"> </w:t>
+      </w:r>
+      <w:r>
+        <w:t xml:space="preserve">No-U-Turn</w:t>
+      </w:r>
+      <w:r>
+        <w:t xml:space="preserve"> </w:t>
+      </w:r>
+      <w:r>
+        <w:t xml:space="preserve">sampler: Adaptively setting path lengths in</w:t>
+      </w:r>
+      <w:r>
+        <w:t xml:space="preserve"> </w:t>
+      </w:r>
+      <w:r>
+        <w:t xml:space="preserve">Hamiltonian Monte Carlo</w:t>
+      </w:r>
+      <w:r>
+        <w:t xml:space="preserve">,”</w:t>
+      </w:r>
+      <w:r>
+        <w:t xml:space="preserve"> </w:t>
+      </w:r>
+      <w:r>
+        <w:rPr>
+          <w:i/>
+          <w:iCs/>
+        </w:rPr>
+        <w:t xml:space="preserve">Journal of Machine Learning Research</w:t>
+      </w:r>
+      <w:r>
+        <w:t xml:space="preserve">, vol. 15, no. 47, pp. 1593–1623, 2014, Available:</w:t>
+      </w:r>
+      <w:r>
+        <w:t xml:space="preserve"> </w:t>
+      </w:r>
+      <w:hyperlink r:id="rId61">
+        <w:r>
+          <w:rPr>
+            <w:rStyle w:val="Hyperlink"/>
+          </w:rPr>
+          <w:t xml:space="preserve">https://jmlr.org/papers/v15/hoffman14a.html</w:t>
+        </w:r>
+      </w:hyperlink>
+    </w:p>
+    <w:bookmarkEnd w:id="62"/>
+    <w:bookmarkStart w:id="64" w:name="ref-stanusersguide"/>
+    <w:p>
+      <w:pPr>
+        <w:pStyle w:val="Bibliography"/>
+      </w:pPr>
+      <w:r>
+        <w:t xml:space="preserve">[6]</w:t>
+      </w:r>
+      <w:r>
+        <w:t xml:space="preserve"> </w:t>
+      </w:r>
+      <w:r>
+        <w:t xml:space="preserve">	</w:t>
+      </w:r>
+      <w:r>
+        <w:t xml:space="preserve">Stan Development Team,</w:t>
+      </w:r>
+      <w:r>
+        <w:t xml:space="preserve"> </w:t>
+      </w:r>
+      <w:r>
+        <w:rPr>
+          <w:i/>
+          <w:iCs/>
+        </w:rPr>
+        <w:t xml:space="preserve">Stan user’s guide</w:t>
+      </w:r>
+      <w:r>
+        <w:t xml:space="preserve">. 2026. Available:</w:t>
+      </w:r>
+      <w:r>
+        <w:t xml:space="preserve"> </w:t>
+      </w:r>
+      <w:hyperlink r:id="rId63">
+        <w:r>
+          <w:rPr>
+            <w:rStyle w:val="Hyperlink"/>
+          </w:rPr>
+          <w:t xml:space="preserve">https://mc-stan.org/docs/stan-users-guide/</w:t>
+        </w:r>
+      </w:hyperlink>
+    </w:p>
+    <w:bookmarkEnd w:id="64"/>
+    <w:bookmarkStart w:id="66" w:name="Xea103239a4db138db144761a8bb4f764e3355fe"/>
+    <w:p>
+      <w:pPr>
+        <w:pStyle w:val="Bibliography"/>
+      </w:pPr>
+      <w:r>
+        <w:t xml:space="preserve">[7]</w:t>
+      </w:r>
+      <w:r>
+        <w:t xml:space="preserve"> </w:t>
+      </w:r>
+      <w:r>
+        <w:t xml:space="preserve">	</w:t>
+      </w:r>
+      <w:r>
         <w:t xml:space="preserve">Wikipedia contributors,</w:t>
       </w:r>
       <w:r>
@@ -13752,7 +16167,7 @@
       <w:r>
         <w:t xml:space="preserve"> </w:t>
       </w:r>
-      <w:hyperlink r:id="rId41">
+      <w:hyperlink r:id="rId65">
         <w:r>
           <w:rPr>
             <w:rStyle w:val="Hyperlink"/>
@@ -13761,14 +16176,14 @@
         </w:r>
       </w:hyperlink>
     </w:p>
-    <w:bookmarkEnd w:id="42"/>
-    <w:bookmarkStart w:id="44" w:name="ref-schwarz1978estimating"/>
+    <w:bookmarkEnd w:id="66"/>
+    <w:bookmarkStart w:id="68" w:name="ref-schwarz1978estimating"/>
     <w:p>
       <w:pPr>
         <w:pStyle w:val="Bibliography"/>
       </w:pPr>
       <w:r>
-        <w:t xml:space="preserve">[3]</w:t>
+        <w:t xml:space="preserve">[8]</w:t>
       </w:r>
       <w:r>
         <w:t xml:space="preserve"> </w:t>
@@ -13801,7 +16216,7 @@
       <w:r>
         <w:t xml:space="preserve"> </w:t>
       </w:r>
-      <w:hyperlink r:id="rId43">
+      <w:hyperlink r:id="rId67">
         <w:r>
           <w:rPr>
             <w:rStyle w:val="Hyperlink"/>
@@ -13813,14 +16228,14 @@
         <w:t xml:space="preserve">.</w:t>
       </w:r>
     </w:p>
-    <w:bookmarkEnd w:id="44"/>
-    <w:bookmarkStart w:id="46" w:name="Xa584536cae7abc3c1159cccbd47cc37873a4d27"/>
+    <w:bookmarkEnd w:id="68"/>
+    <w:bookmarkStart w:id="70" w:name="Xa584536cae7abc3c1159cccbd47cc37873a4d27"/>
     <w:p>
       <w:pPr>
         <w:pStyle w:val="Bibliography"/>
       </w:pPr>
       <w:r>
-        <w:t xml:space="preserve">[4]</w:t>
+        <w:t xml:space="preserve">[9]</w:t>
       </w:r>
       <w:r>
         <w:t xml:space="preserve"> </w:t>
@@ -13861,7 +16276,7 @@
       <w:r>
         <w:t xml:space="preserve"> </w:t>
       </w:r>
-      <w:hyperlink r:id="rId45">
+      <w:hyperlink r:id="rId69">
         <w:r>
           <w:rPr>
             <w:rStyle w:val="Hyperlink"/>
@@ -13870,9 +16285,9 @@
         </w:r>
       </w:hyperlink>
     </w:p>
-    <w:bookmarkEnd w:id="46"/>
-    <w:bookmarkEnd w:id="47"/>
-    <w:bookmarkEnd w:id="48"/>
+    <w:bookmarkEnd w:id="70"/>
+    <w:bookmarkEnd w:id="71"/>
+    <w:bookmarkEnd w:id="72"/>
     <w:sectPr>
       <w:footnotePr>
         <w:numRestart w:val="eachSect"/>
